--- a/mp.docx
+++ b/mp.docx
@@ -13160,6 +13160,65 @@
           <w:lang w:val="en-US"/>
         </w:rPr>
         <w:t>.</w:t>
+      </w:r>
+      <w:r>
+        <w:rPr>
+          <w:rFonts w:asciiTheme="minorHAnsi" w:hAnsiTheme="minorHAnsi" w:cstheme="minorHAnsi"/>
+          <w:lang w:val="en-US"/>
+        </w:rPr>
+        <w:t xml:space="preserve"> If that doesn’t work, </w:t>
+      </w:r>
+      <w:r>
+        <w:rPr>
+          <w:rFonts w:asciiTheme="minorHAnsi" w:hAnsiTheme="minorHAnsi" w:cstheme="minorHAnsi"/>
+          <w:lang w:val="en-US"/>
+        </w:rPr>
+        <w:t xml:space="preserve">end the program with CTRL-C and </w:t>
+      </w:r>
+      <w:r>
+        <w:rPr>
+          <w:rFonts w:asciiTheme="minorHAnsi" w:hAnsiTheme="minorHAnsi" w:cstheme="minorHAnsi"/>
+          <w:lang w:val="en-US"/>
+        </w:rPr>
+        <w:t>try running “</w:t>
+      </w:r>
+      <w:r>
+        <w:rPr>
+          <w:rFonts w:asciiTheme="minorHAnsi" w:hAnsiTheme="minorHAnsi" w:cstheme="minorHAnsi"/>
+          <w:lang w:val="en-US"/>
+        </w:rPr>
+        <w:t>flask run -h localhost -p 3000</w:t>
+      </w:r>
+      <w:r>
+        <w:rPr>
+          <w:rFonts w:asciiTheme="minorHAnsi" w:hAnsiTheme="minorHAnsi" w:cstheme="minorHAnsi"/>
+          <w:lang w:val="en-US"/>
+        </w:rPr>
+        <w:t xml:space="preserve">” and visiting </w:t>
+      </w:r>
+      <w:hyperlink r:id="rId7" w:history="1">
+        <w:r>
+          <w:rPr>
+            <w:rStyle w:val="Hyperlink"/>
+            <w:rFonts w:asciiTheme="minorHAnsi" w:hAnsiTheme="minorHAnsi" w:cstheme="minorHAnsi"/>
+            <w:lang w:val="en-US"/>
+          </w:rPr>
+          <w:t>http://localhost:3000/</w:t>
+        </w:r>
+      </w:hyperlink>
+      <w:r>
+        <w:rPr>
+          <w:rFonts w:asciiTheme="minorHAnsi" w:hAnsiTheme="minorHAnsi" w:cstheme="minorHAnsi"/>
+          <w:lang w:val="en-US"/>
+        </w:rPr>
+        <w:t xml:space="preserve"> instead</w:t>
+      </w:r>
+      <w:r>
+        <w:rPr>
+          <w:rFonts w:asciiTheme="minorHAnsi" w:hAnsiTheme="minorHAnsi" w:cstheme="minorHAnsi"/>
+          <w:lang w:val="en-US"/>
+        </w:rPr>
+        <w:t xml:space="preserve">. </w:t>
       </w:r>
     </w:p>
     <w:sectPr>
@@ -14151,6 +14210,18 @@
       <w:shd w:val="clear" w:color="auto" w:fill="E1DFDD"/>
     </w:rPr>
   </w:style>
+  <w:style w:type="character" w:styleId="UnresolvedMention">
+    <w:name w:val="Unresolved Mention"/>
+    <w:basedOn w:val="DefaultParagraphFont"/>
+    <w:uiPriority w:val="99"/>
+    <w:semiHidden/>
+    <w:unhideWhenUsed/>
+    <w:rsid w:val="0092673C"/>
+    <w:rPr>
+      <w:color w:val="605E5C"/>
+      <w:shd w:val="clear" w:color="auto" w:fill="E1DFDD"/>
+    </w:rPr>
+  </w:style>
 </w:styles>
 </file>
 

--- a/mp.docx
+++ b/mp.docx
@@ -12212,13 +12212,6 @@
         <w:lastRenderedPageBreak/>
         <w:t>(6) Populate Tables</w:t>
       </w:r>
-    </w:p>
-    <w:p>
-      <w:pPr>
-        <w:rPr>
-          <w:lang w:val="en-US"/>
-        </w:rPr>
-      </w:pPr>
     </w:p>
     <w:p>
       <w:pPr>
@@ -13128,6 +13121,42 @@
           <w:lang w:val="en-US"/>
         </w:rPr>
         <w:t>View &amp; update help requests</w:t>
+      </w:r>
+    </w:p>
+    <w:p>
+      <w:pPr>
+        <w:pStyle w:val="ListParagraph"/>
+        <w:numPr>
+          <w:ilvl w:val="0"/>
+          <w:numId w:val="3"/>
+        </w:numPr>
+        <w:rPr>
+          <w:lang w:val="en-US"/>
+        </w:rPr>
+      </w:pPr>
+      <w:r>
+        <w:rPr>
+          <w:lang w:val="en-US"/>
+        </w:rPr>
+        <w:t>Add a new person</w:t>
+      </w:r>
+    </w:p>
+    <w:p>
+      <w:pPr>
+        <w:pStyle w:val="ListParagraph"/>
+        <w:numPr>
+          <w:ilvl w:val="0"/>
+          <w:numId w:val="3"/>
+        </w:numPr>
+        <w:rPr>
+          <w:lang w:val="en-US"/>
+        </w:rPr>
+      </w:pPr>
+      <w:r>
+        <w:rPr>
+          <w:lang w:val="en-US"/>
+        </w:rPr>
+        <w:t>Manage people</w:t>
       </w:r>
     </w:p>
     <w:p>
